--- a/iShopping/relatorio_da_Oficial.docx
+++ b/iShopping/relatorio_da_Oficial.docx
@@ -252,7 +252,19 @@
         <w:rPr>
           <w:color w:val="000000"/>
         </w:rPr>
-        <w:t>. O objetivo é permitir ao agregado familiar gerir o orçamento mensal, planear listas de compras e registar os artigos adquiridos, quer planeados quer imprevistos.</w:t>
+        <w:t>. O objetivo é permitir a</w:t>
+      </w:r>
+      <w:r>
+        <w:rPr>
+          <w:color w:val="000000"/>
+        </w:rPr>
+        <w:t>o utilizador</w:t>
+      </w:r>
+      <w:r>
+        <w:rPr>
+          <w:color w:val="000000"/>
+        </w:rPr>
+        <w:t xml:space="preserve"> gerir o orçamento mensal, planear listas de compras e registar os artigos adquiridos, quer planeados quer imprevistos.</w:t>
       </w:r>
     </w:p>
     <w:p>
@@ -1051,7 +1063,21 @@
         <w:rPr>
           <w:color w:val="000000"/>
         </w:rPr>
-        <w:t>Esta secção apresenta cada formulário da aplicação com a respetiva descrição de funcionalidades.</w:t>
+        <w:t xml:space="preserve">Esta secção apresenta cada </w:t>
+      </w:r>
+      <w:proofErr w:type="spellStart"/>
+      <w:r>
+        <w:rPr>
+          <w:color w:val="000000"/>
+        </w:rPr>
+        <w:t>formul</w:t>
+      </w:r>
+      <w:proofErr w:type="spellEnd"/>
+      <w:r>
+        <w:rPr>
+          <w:color w:val="000000"/>
+        </w:rPr>
+        <w:t xml:space="preserve"> da aplicação com a respetiva descrição de funcionalidades.</w:t>
       </w:r>
     </w:p>
     <w:p>
@@ -1155,9 +1181,115 @@
     </w:p>
     <w:p>
       <w:pPr>
+        <w:spacing w:before="60"/>
+      </w:pPr>
+    </w:p>
+    <w:p>
+      <w:pPr>
+        <w:spacing w:before="60"/>
+      </w:pPr>
+    </w:p>
+    <w:p>
+      <w:pPr>
+        <w:spacing w:before="60"/>
+      </w:pPr>
+    </w:p>
+    <w:p>
+      <w:pPr>
+        <w:spacing w:before="60"/>
+      </w:pPr>
+    </w:p>
+    <w:p>
+      <w:pPr>
+        <w:spacing w:before="60"/>
+      </w:pPr>
+    </w:p>
+    <w:p>
+      <w:pPr>
+        <w:spacing w:before="60"/>
+      </w:pPr>
+    </w:p>
+    <w:p>
+      <w:pPr>
+        <w:spacing w:before="60"/>
+      </w:pPr>
+    </w:p>
+    <w:p>
+      <w:pPr>
+        <w:spacing w:before="60"/>
+      </w:pPr>
+    </w:p>
+    <w:p>
+      <w:pPr>
+        <w:spacing w:before="60"/>
+      </w:pPr>
+    </w:p>
+    <w:p>
+      <w:pPr>
+        <w:spacing w:before="60"/>
+      </w:pPr>
+    </w:p>
+    <w:p>
+      <w:pPr>
+        <w:spacing w:before="60"/>
+      </w:pPr>
+    </w:p>
+    <w:p>
+      <w:pPr>
+        <w:spacing w:before="60"/>
+      </w:pPr>
+    </w:p>
+    <w:p>
+      <w:pPr>
+        <w:spacing w:before="60"/>
+      </w:pPr>
+    </w:p>
+    <w:p>
+      <w:pPr>
+        <w:spacing w:before="60"/>
+      </w:pPr>
+    </w:p>
+    <w:p>
+      <w:pPr>
+        <w:spacing w:before="60"/>
+      </w:pPr>
+    </w:p>
+    <w:p>
+      <w:pPr>
+        <w:spacing w:before="60"/>
+      </w:pPr>
+    </w:p>
+    <w:p>
+      <w:pPr>
+        <w:spacing w:before="60"/>
+      </w:pPr>
+    </w:p>
+    <w:p>
+      <w:pPr>
+        <w:spacing w:before="60"/>
+      </w:pPr>
+    </w:p>
+    <w:p>
+      <w:pPr>
+        <w:spacing w:before="60"/>
+      </w:pPr>
+    </w:p>
+    <w:p>
+      <w:pPr>
+        <w:spacing w:before="60"/>
+      </w:pPr>
+    </w:p>
+    <w:p>
+      <w:pPr>
+        <w:spacing w:before="60"/>
+      </w:pPr>
+    </w:p>
+    <w:p>
+      <w:pPr>
         <w:pStyle w:val="Ttulo2"/>
       </w:pPr>
       <w:r>
+        <w:lastRenderedPageBreak/>
         <w:t xml:space="preserve">4.2 </w:t>
       </w:r>
       <w:proofErr w:type="spellStart"/>
@@ -1225,7 +1357,6 @@
         <w:rPr>
           <w:color w:val="000000"/>
         </w:rPr>
-        <w:lastRenderedPageBreak/>
         <w:t>Janela principal após o login. Apresenta a lista de compras em aberto e disponibiliza o menu de navegação (Gestão &gt; Utilizadores, Tipo de Artigos, Orçamentos; Estatísticas). O botão Abrir Modo Compra abre a compra selecionada em modo de execução. O botão Exportar Compras Fechadas para CSV gera o ficheiro CSV com todas as compras fechadas do utilizador. A secção Acessos Rápidos permite navegar diretamente para Planeamento de Compras, Planear Compra, Artigos e Orçamentos.</w:t>
       </w:r>
     </w:p>
@@ -1361,6 +1492,7 @@
         <w:pStyle w:val="Ttulo2"/>
       </w:pPr>
       <w:r>
+        <w:lastRenderedPageBreak/>
         <w:t xml:space="preserve">4.4 </w:t>
       </w:r>
       <w:proofErr w:type="spellStart"/>
@@ -1428,76 +1560,166 @@
         <w:rPr>
           <w:color w:val="000000"/>
         </w:rPr>
+        <w:t xml:space="preserve">Formulário de gestão (CRUD) de utilizadores, acedido pelo menu Gestão &gt; Utilizadores. A grelha Lista de utilizadores apresenta todos os utilizadores existentes (Id e </w:t>
+      </w:r>
+      <w:proofErr w:type="spellStart"/>
+      <w:r>
+        <w:rPr>
+          <w:color w:val="000000"/>
+        </w:rPr>
+        <w:t>Username</w:t>
+      </w:r>
+      <w:proofErr w:type="spellEnd"/>
+      <w:r>
+        <w:rPr>
+          <w:color w:val="000000"/>
+        </w:rPr>
+        <w:t xml:space="preserve">). Ao selecionar uma linha, os dados são carregados nos campos </w:t>
+      </w:r>
+      <w:proofErr w:type="spellStart"/>
+      <w:r>
+        <w:rPr>
+          <w:color w:val="000000"/>
+        </w:rPr>
+        <w:t>Username</w:t>
+      </w:r>
+      <w:proofErr w:type="spellEnd"/>
+      <w:r>
+        <w:rPr>
+          <w:color w:val="000000"/>
+        </w:rPr>
+        <w:t xml:space="preserve"> e Password para edição. O botão Guardar Dados </w:t>
+      </w:r>
+      <w:proofErr w:type="gramStart"/>
+      <w:r>
+        <w:rPr>
+          <w:color w:val="000000"/>
+        </w:rPr>
+        <w:t>cria um novo</w:t>
+      </w:r>
+      <w:proofErr w:type="gramEnd"/>
+      <w:r>
+        <w:rPr>
+          <w:color w:val="000000"/>
+        </w:rPr>
+        <w:t xml:space="preserve"> utilizador ou atualiza o selecionado, o botão Eliminar remove o utilizador selecionado e o botão Limpar repõe os campos. Todos os utilizadores têm o mesmo nível máximo de permissões e o </w:t>
+      </w:r>
+      <w:proofErr w:type="spellStart"/>
+      <w:r>
+        <w:rPr>
+          <w:color w:val="000000"/>
+        </w:rPr>
+        <w:t>Username</w:t>
+      </w:r>
+      <w:proofErr w:type="spellEnd"/>
+      <w:r>
+        <w:rPr>
+          <w:color w:val="000000"/>
+        </w:rPr>
+        <w:t xml:space="preserve"> é único.</w:t>
+      </w:r>
+    </w:p>
+    <w:p>
+      <w:pPr>
+        <w:spacing w:before="60"/>
+      </w:pPr>
+    </w:p>
+    <w:p>
+      <w:pPr>
+        <w:spacing w:before="60"/>
+      </w:pPr>
+    </w:p>
+    <w:p>
+      <w:pPr>
+        <w:spacing w:before="60"/>
+      </w:pPr>
+    </w:p>
+    <w:p>
+      <w:pPr>
+        <w:spacing w:before="60"/>
+      </w:pPr>
+    </w:p>
+    <w:p>
+      <w:pPr>
+        <w:spacing w:before="60"/>
+      </w:pPr>
+    </w:p>
+    <w:p>
+      <w:pPr>
+        <w:spacing w:before="60"/>
+      </w:pPr>
+    </w:p>
+    <w:p>
+      <w:pPr>
+        <w:spacing w:before="60"/>
+      </w:pPr>
+    </w:p>
+    <w:p>
+      <w:pPr>
+        <w:spacing w:before="60"/>
+      </w:pPr>
+    </w:p>
+    <w:p>
+      <w:pPr>
+        <w:spacing w:before="60"/>
+      </w:pPr>
+    </w:p>
+    <w:p>
+      <w:pPr>
+        <w:spacing w:before="60"/>
+      </w:pPr>
+    </w:p>
+    <w:p>
+      <w:pPr>
+        <w:spacing w:before="60"/>
+      </w:pPr>
+    </w:p>
+    <w:p>
+      <w:pPr>
+        <w:spacing w:before="60"/>
+      </w:pPr>
+    </w:p>
+    <w:p>
+      <w:pPr>
+        <w:spacing w:before="60"/>
+      </w:pPr>
+    </w:p>
+    <w:p>
+      <w:pPr>
+        <w:spacing w:before="60"/>
+      </w:pPr>
+    </w:p>
+    <w:p>
+      <w:pPr>
+        <w:spacing w:before="60"/>
+      </w:pPr>
+    </w:p>
+    <w:p>
+      <w:pPr>
+        <w:spacing w:before="60"/>
+      </w:pPr>
+    </w:p>
+    <w:p>
+      <w:pPr>
+        <w:spacing w:before="60"/>
+      </w:pPr>
+    </w:p>
+    <w:p>
+      <w:pPr>
+        <w:spacing w:before="60"/>
+      </w:pPr>
+    </w:p>
+    <w:p>
+      <w:pPr>
+        <w:spacing w:before="60"/>
+      </w:pPr>
+    </w:p>
+    <w:p>
+      <w:pPr>
+        <w:pStyle w:val="Ttulo2"/>
+      </w:pPr>
+      <w:r>
         <w:lastRenderedPageBreak/>
-        <w:t xml:space="preserve">Formulário de gestão (CRUD) de utilizadores, acedido pelo menu Gestão &gt; Utilizadores. A grelha Lista de utilizadores apresenta todos os utilizadores existentes (Id e </w:t>
-      </w:r>
-      <w:proofErr w:type="spellStart"/>
-      <w:r>
-        <w:rPr>
-          <w:color w:val="000000"/>
-        </w:rPr>
-        <w:t>Username</w:t>
-      </w:r>
-      <w:proofErr w:type="spellEnd"/>
-      <w:r>
-        <w:rPr>
-          <w:color w:val="000000"/>
-        </w:rPr>
-        <w:t xml:space="preserve">). Ao selecionar uma linha, os dados são carregados nos campos </w:t>
-      </w:r>
-      <w:proofErr w:type="spellStart"/>
-      <w:r>
-        <w:rPr>
-          <w:color w:val="000000"/>
-        </w:rPr>
-        <w:t>Username</w:t>
-      </w:r>
-      <w:proofErr w:type="spellEnd"/>
-      <w:r>
-        <w:rPr>
-          <w:color w:val="000000"/>
-        </w:rPr>
-        <w:t xml:space="preserve"> e Password para edição. O botão Guardar Dados </w:t>
-      </w:r>
-      <w:proofErr w:type="gramStart"/>
-      <w:r>
-        <w:rPr>
-          <w:color w:val="000000"/>
-        </w:rPr>
-        <w:t>cria um novo</w:t>
-      </w:r>
-      <w:proofErr w:type="gramEnd"/>
-      <w:r>
-        <w:rPr>
-          <w:color w:val="000000"/>
-        </w:rPr>
-        <w:t xml:space="preserve"> utilizador ou atualiza o selecionado, o botão Eliminar remove o utilizador selecionado e o botão Limpar repõe os campos. Todos os utilizadores têm o mesmo nível máximo de permissões e o </w:t>
-      </w:r>
-      <w:proofErr w:type="spellStart"/>
-      <w:r>
-        <w:rPr>
-          <w:color w:val="000000"/>
-        </w:rPr>
-        <w:t>Username</w:t>
-      </w:r>
-      <w:proofErr w:type="spellEnd"/>
-      <w:r>
-        <w:rPr>
-          <w:color w:val="000000"/>
-        </w:rPr>
-        <w:t xml:space="preserve"> é único.</w:t>
-      </w:r>
-    </w:p>
-    <w:p>
-      <w:pPr>
-        <w:spacing w:before="60"/>
-      </w:pPr>
-    </w:p>
-    <w:p>
-      <w:pPr>
-        <w:pStyle w:val="Ttulo2"/>
-      </w:pPr>
-      <w:r>
         <w:t xml:space="preserve">4.5 </w:t>
       </w:r>
       <w:proofErr w:type="spellStart"/>
@@ -1597,7 +1819,6 @@
         <w:rPr>
           <w:noProof/>
         </w:rPr>
-        <w:lastRenderedPageBreak/>
         <w:drawing>
           <wp:inline distT="0" distB="0" distL="0" distR="0" wp14:anchorId="07546498" wp14:editId="4BA3DB48">
             <wp:extent cx="3000375" cy="3648075"/>
@@ -1673,6 +1894,7 @@
         <w:pStyle w:val="Ttulo2"/>
       </w:pPr>
       <w:r>
+        <w:lastRenderedPageBreak/>
         <w:t xml:space="preserve">4.7 </w:t>
       </w:r>
       <w:proofErr w:type="spellStart"/>
@@ -1866,7 +2088,6 @@
         <w:rPr>
           <w:noProof/>
         </w:rPr>
-        <w:lastRenderedPageBreak/>
         <w:drawing>
           <wp:inline distT="0" distB="0" distL="0" distR="0" wp14:anchorId="61E4F013" wp14:editId="26DAF195">
             <wp:extent cx="2895600" cy="4276725"/>
@@ -1925,9 +2146,85 @@
     </w:p>
     <w:p>
       <w:pPr>
+        <w:spacing w:before="60"/>
+      </w:pPr>
+    </w:p>
+    <w:p>
+      <w:pPr>
+        <w:spacing w:before="60"/>
+      </w:pPr>
+    </w:p>
+    <w:p>
+      <w:pPr>
+        <w:spacing w:before="60"/>
+      </w:pPr>
+    </w:p>
+    <w:p>
+      <w:pPr>
+        <w:spacing w:before="60"/>
+      </w:pPr>
+    </w:p>
+    <w:p>
+      <w:pPr>
+        <w:spacing w:before="60"/>
+      </w:pPr>
+    </w:p>
+    <w:p>
+      <w:pPr>
+        <w:spacing w:before="60"/>
+      </w:pPr>
+    </w:p>
+    <w:p>
+      <w:pPr>
+        <w:spacing w:before="60"/>
+      </w:pPr>
+    </w:p>
+    <w:p>
+      <w:pPr>
+        <w:spacing w:before="60"/>
+      </w:pPr>
+    </w:p>
+    <w:p>
+      <w:pPr>
+        <w:spacing w:before="60"/>
+      </w:pPr>
+    </w:p>
+    <w:p>
+      <w:pPr>
+        <w:spacing w:before="60"/>
+      </w:pPr>
+    </w:p>
+    <w:p>
+      <w:pPr>
+        <w:spacing w:before="60"/>
+      </w:pPr>
+    </w:p>
+    <w:p>
+      <w:pPr>
+        <w:spacing w:before="60"/>
+      </w:pPr>
+    </w:p>
+    <w:p>
+      <w:pPr>
+        <w:spacing w:before="60"/>
+      </w:pPr>
+    </w:p>
+    <w:p>
+      <w:pPr>
+        <w:spacing w:before="60"/>
+      </w:pPr>
+    </w:p>
+    <w:p>
+      <w:pPr>
+        <w:spacing w:before="60"/>
+      </w:pPr>
+    </w:p>
+    <w:p>
+      <w:pPr>
         <w:pStyle w:val="Ttulo2"/>
       </w:pPr>
       <w:r>
+        <w:lastRenderedPageBreak/>
         <w:t xml:space="preserve">4.10 </w:t>
       </w:r>
       <w:proofErr w:type="spellStart"/>
@@ -1947,7 +2244,6 @@
         <w:rPr>
           <w:noProof/>
         </w:rPr>
-        <w:lastRenderedPageBreak/>
         <w:drawing>
           <wp:inline distT="0" distB="0" distL="0" distR="0" wp14:anchorId="3872A218" wp14:editId="20C138B4">
             <wp:extent cx="5905500" cy="3695700"/>
@@ -2076,8 +2372,25 @@
         <w:rPr>
           <w:color w:val="000000"/>
         </w:rPr>
-        <w:t>Primeiro separador da janela de estatísticas. À esquerda: listagem mensal com Orçamento, Total de Compras (Gasto) e a diferença entre os dois. À direita: listagem de todas as compras fechadas com a percentagem de artigos previstos e não previstos.</w:t>
-      </w:r>
+        <w:t>Primeiro separador da janela de estatísticas</w:t>
+      </w:r>
+      <w:r>
+        <w:rPr>
+          <w:color w:val="000000"/>
+        </w:rPr>
+        <w:t>:</w:t>
+      </w:r>
+      <w:r>
+        <w:rPr>
+          <w:color w:val="000000"/>
+        </w:rPr>
+        <w:t xml:space="preserve"> À esquerda: listagem mensal com Orçamento, Total de Compras (Gasto) e a diferença entre os dois. À direita: listagem de todas as compras fechadas com a percentagem de artigos previstos e não previstos.</w:t>
+      </w:r>
+    </w:p>
+    <w:p>
+      <w:pPr>
+        <w:spacing w:before="60"/>
+      </w:pPr>
     </w:p>
     <w:p>
       <w:pPr>
@@ -2089,6 +2402,7 @@
         <w:pStyle w:val="Ttulo2"/>
       </w:pPr>
       <w:r>
+        <w:lastRenderedPageBreak/>
         <w:t xml:space="preserve">4.12 </w:t>
       </w:r>
       <w:proofErr w:type="spellStart"/>
@@ -2108,7 +2422,6 @@
         <w:rPr>
           <w:noProof/>
         </w:rPr>
-        <w:lastRenderedPageBreak/>
         <w:drawing>
           <wp:inline distT="0" distB="0" distL="0" distR="0" wp14:anchorId="61A16CA9" wp14:editId="08D267AA">
             <wp:extent cx="5905500" cy="2076450"/>
@@ -2157,7 +2470,19 @@
         <w:rPr>
           <w:color w:val="000000"/>
         </w:rPr>
-        <w:t>Segundo separador da janela de estatísticas. O botão Gerar Sugestões calcula e apresenta: o orçamento sugerido para o próximo mês com base na média dos meses anteriores, e uma lista de compras sugerida para a semana atual do mês (1ª, 2ª, 3ª ou 4ª), com base nas compras feitas nessa mesma semana em meses anteriores.</w:t>
+        <w:t>Segundo separador da janela de estatísticas</w:t>
+      </w:r>
+      <w:r>
+        <w:rPr>
+          <w:color w:val="000000"/>
+        </w:rPr>
+        <w:t>:</w:t>
+      </w:r>
+      <w:r>
+        <w:rPr>
+          <w:color w:val="000000"/>
+        </w:rPr>
+        <w:t xml:space="preserve"> O botão Gerar Sugestões calcula e apresenta: o orçamento sugerido para o próximo mês com base na média dos meses anteriores, e uma lista de compras sugerida para a semana atual do mês (1ª, 2ª, 3ª ou 4ª), com base nas compras feitas nessa mesma semana em meses anteriores.</w:t>
       </w:r>
     </w:p>
     <w:p>
